--- a/Weekly Logs/Dave/Week 10.docx
+++ b/Weekly Logs/Dave/Week 10.docx
@@ -10,7 +10,6 @@
           <w:docPartUnique/>
         </w:docPartObj>
       </w:sdtPr>
-      <w:sdtEndPr/>
       <w:sdtContent>
         <w:p/>
         <w:p>
@@ -549,7 +548,6 @@
                                   <w:dataBinding w:prefixMappings="xmlns:ns0='http://purl.org/dc/elements/1.1/' xmlns:ns1='http://schemas.openxmlformats.org/package/2006/metadata/core-properties' " w:xpath="/ns1:coreProperties[1]/ns0:subject[1]" w:storeItemID="{6C3C8BC8-F283-45AE-878A-BAB7291924A1}"/>
                                   <w:text/>
                                 </w:sdtPr>
-                                <w:sdtEndPr/>
                                 <w:sdtContent>
                                   <w:p>
                                     <w:pPr>
@@ -578,7 +576,7 @@
                                         <w:sz w:val="28"/>
                                         <w:szCs w:val="28"/>
                                       </w:rPr>
-                                      <w:t>9</w:t>
+                                      <w:t>10</w:t>
                                     </w:r>
                                   </w:p>
                                 </w:sdtContent>
@@ -597,7 +595,6 @@
                                   <w:dataBinding w:prefixMappings="xmlns:ns0='http://purl.org/dc/elements/1.1/' xmlns:ns1='http://schemas.openxmlformats.org/package/2006/metadata/core-properties' " w:xpath="/ns1:coreProperties[1]/ns0:creator[1]" w:storeItemID="{6C3C8BC8-F283-45AE-878A-BAB7291924A1}"/>
                                   <w:text/>
                                 </w:sdtPr>
-                                <w:sdtEndPr/>
                                 <w:sdtContent>
                                   <w:p>
                                     <w:pPr>
@@ -661,7 +658,6 @@
                             <w:dataBinding w:prefixMappings="xmlns:ns0='http://purl.org/dc/elements/1.1/' xmlns:ns1='http://schemas.openxmlformats.org/package/2006/metadata/core-properties' " w:xpath="/ns1:coreProperties[1]/ns0:subject[1]" w:storeItemID="{6C3C8BC8-F283-45AE-878A-BAB7291924A1}"/>
                             <w:text/>
                           </w:sdtPr>
-                          <w:sdtEndPr/>
                           <w:sdtContent>
                             <w:p>
                               <w:pPr>
@@ -690,7 +686,7 @@
                                   <w:sz w:val="28"/>
                                   <w:szCs w:val="28"/>
                                 </w:rPr>
-                                <w:t>9</w:t>
+                                <w:t>10</w:t>
                               </w:r>
                             </w:p>
                           </w:sdtContent>
@@ -709,7 +705,6 @@
                             <w:dataBinding w:prefixMappings="xmlns:ns0='http://purl.org/dc/elements/1.1/' xmlns:ns1='http://schemas.openxmlformats.org/package/2006/metadata/core-properties' " w:xpath="/ns1:coreProperties[1]/ns0:creator[1]" w:storeItemID="{6C3C8BC8-F283-45AE-878A-BAB7291924A1}"/>
                             <w:text/>
                           </w:sdtPr>
-                          <w:sdtEndPr/>
                           <w:sdtContent>
                             <w:p>
                               <w:pPr>
@@ -827,7 +822,6 @@
                                     <w:calendar w:val="gregorian"/>
                                   </w:date>
                                 </w:sdtPr>
-                                <w:sdtEndPr/>
                                 <w:sdtContent>
                                   <w:p>
                                     <w:pPr>
@@ -894,7 +888,6 @@
                               <w:calendar w:val="gregorian"/>
                             </w:date>
                           </w:sdtPr>
-                          <w:sdtEndPr/>
                           <w:sdtContent>
                             <w:p>
                               <w:pPr>
@@ -1210,7 +1203,11 @@
           <w:tcPr>
             <w:tcW w:w="5063" w:type="dxa"/>
           </w:tcPr>
-          <w:p/>
+          <w:p>
+            <w:r>
+              <w:t>5</w:t>
+            </w:r>
+          </w:p>
         </w:tc>
       </w:tr>
       <w:tr>
@@ -1231,6 +1228,134 @@
                 <w:bCs/>
               </w:rPr>
               <w:t>Client meetings</w:t>
+            </w:r>
+          </w:p>
+        </w:tc>
+        <w:tc>
+          <w:tcPr>
+            <w:tcW w:w="5063" w:type="dxa"/>
+          </w:tcPr>
+          <w:p>
+            <w:r>
+              <w:t>1h 15m</w:t>
+            </w:r>
+          </w:p>
+        </w:tc>
+      </w:tr>
+      <w:tr>
+        <w:tc>
+          <w:tcPr>
+            <w:tcW w:w="5427" w:type="dxa"/>
+          </w:tcPr>
+          <w:p>
+            <w:pPr>
+              <w:rPr>
+                <w:b/>
+                <w:bCs/>
+              </w:rPr>
+            </w:pPr>
+            <w:r>
+              <w:rPr>
+                <w:b/>
+                <w:bCs/>
+              </w:rPr>
+              <w:t>Advisor meetings</w:t>
+            </w:r>
+          </w:p>
+        </w:tc>
+        <w:tc>
+          <w:tcPr>
+            <w:tcW w:w="5063" w:type="dxa"/>
+          </w:tcPr>
+          <w:p>
+            <w:r>
+              <w:t>3</w:t>
+            </w:r>
+          </w:p>
+        </w:tc>
+      </w:tr>
+      <w:tr>
+        <w:tc>
+          <w:tcPr>
+            <w:tcW w:w="5427" w:type="dxa"/>
+          </w:tcPr>
+          <w:p>
+            <w:pPr>
+              <w:rPr>
+                <w:b/>
+                <w:bCs/>
+              </w:rPr>
+            </w:pPr>
+            <w:r>
+              <w:rPr>
+                <w:b/>
+                <w:bCs/>
+              </w:rPr>
+              <w:t>Research</w:t>
+            </w:r>
+          </w:p>
+        </w:tc>
+        <w:tc>
+          <w:tcPr>
+            <w:tcW w:w="5063" w:type="dxa"/>
+          </w:tcPr>
+          <w:p>
+            <w:r>
+              <w:t>50m</w:t>
+            </w:r>
+          </w:p>
+        </w:tc>
+      </w:tr>
+      <w:tr>
+        <w:tc>
+          <w:tcPr>
+            <w:tcW w:w="5427" w:type="dxa"/>
+          </w:tcPr>
+          <w:p>
+            <w:pPr>
+              <w:rPr>
+                <w:b/>
+                <w:bCs/>
+              </w:rPr>
+            </w:pPr>
+            <w:r>
+              <w:rPr>
+                <w:b/>
+                <w:bCs/>
+              </w:rPr>
+              <w:t>Development</w:t>
+            </w:r>
+          </w:p>
+        </w:tc>
+        <w:tc>
+          <w:tcPr>
+            <w:tcW w:w="5063" w:type="dxa"/>
+          </w:tcPr>
+          <w:p>
+            <w:r>
+              <w:t>4</w:t>
+            </w:r>
+          </w:p>
+        </w:tc>
+      </w:tr>
+      <w:tr>
+        <w:tc>
+          <w:tcPr>
+            <w:tcW w:w="5427" w:type="dxa"/>
+          </w:tcPr>
+          <w:p>
+            <w:pPr>
+              <w:rPr>
+                <w:b/>
+                <w:bCs/>
+              </w:rPr>
+            </w:pPr>
+            <w:r>
+              <w:rPr>
+                <w:b/>
+                <w:bCs/>
+              </w:rPr>
+              <w:t>Testing</w:t>
             </w:r>
           </w:p>
         </w:tc>
@@ -1258,7 +1383,7 @@
                 <w:b/>
                 <w:bCs/>
               </w:rPr>
-              <w:t>Advisor meetings</w:t>
+              <w:t>Documentation</w:t>
             </w:r>
           </w:p>
         </w:tc>
@@ -1269,6 +1394,9 @@
           <w:p>
             <w:r>
               <w:t>3</w:t>
+            </w:r>
+            <w:r>
+              <w:t>h 15m</w:t>
             </w:r>
           </w:p>
         </w:tc>
@@ -1290,7 +1418,39 @@
                 <w:b/>
                 <w:bCs/>
               </w:rPr>
-              <w:t>Research</w:t>
+              <w:t>Logbook preparation</w:t>
+            </w:r>
+          </w:p>
+        </w:tc>
+        <w:tc>
+          <w:tcPr>
+            <w:tcW w:w="5063" w:type="dxa"/>
+          </w:tcPr>
+          <w:p>
+            <w:r>
+              <w:t>1</w:t>
+            </w:r>
+          </w:p>
+        </w:tc>
+      </w:tr>
+      <w:tr>
+        <w:tc>
+          <w:tcPr>
+            <w:tcW w:w="5427" w:type="dxa"/>
+          </w:tcPr>
+          <w:p>
+            <w:pPr>
+              <w:rPr>
+                <w:b/>
+                <w:bCs/>
+              </w:rPr>
+            </w:pPr>
+            <w:r>
+              <w:rPr>
+                <w:b/>
+                <w:bCs/>
+              </w:rPr>
+              <w:t>Other</w:t>
             </w:r>
           </w:p>
         </w:tc>
@@ -1318,63 +1478,7 @@
                 <w:b/>
                 <w:bCs/>
               </w:rPr>
-              <w:t>Development</w:t>
-            </w:r>
-          </w:p>
-        </w:tc>
-        <w:tc>
-          <w:tcPr>
-            <w:tcW w:w="5063" w:type="dxa"/>
-          </w:tcPr>
-          <w:p/>
-        </w:tc>
-      </w:tr>
-      <w:tr>
-        <w:tc>
-          <w:tcPr>
-            <w:tcW w:w="5427" w:type="dxa"/>
-          </w:tcPr>
-          <w:p>
-            <w:pPr>
-              <w:rPr>
-                <w:b/>
-                <w:bCs/>
-              </w:rPr>
-            </w:pPr>
-            <w:r>
-              <w:rPr>
-                <w:b/>
-                <w:bCs/>
-              </w:rPr>
-              <w:t>Testing</w:t>
-            </w:r>
-          </w:p>
-        </w:tc>
-        <w:tc>
-          <w:tcPr>
-            <w:tcW w:w="5063" w:type="dxa"/>
-          </w:tcPr>
-          <w:p/>
-        </w:tc>
-      </w:tr>
-      <w:tr>
-        <w:tc>
-          <w:tcPr>
-            <w:tcW w:w="5427" w:type="dxa"/>
-          </w:tcPr>
-          <w:p>
-            <w:pPr>
-              <w:rPr>
-                <w:b/>
-                <w:bCs/>
-              </w:rPr>
-            </w:pPr>
-            <w:r>
-              <w:rPr>
-                <w:b/>
-                <w:bCs/>
-              </w:rPr>
-              <w:t>Documentation</w:t>
+              <w:t>Total hours for this week</w:t>
             </w:r>
           </w:p>
         </w:tc>
@@ -1384,7 +1488,10 @@
           </w:tcPr>
           <w:p>
             <w:r>
-              <w:t>2h 15m</w:t>
+              <w:t>2</w:t>
+            </w:r>
+            <w:r>
+              <w:t>5h 20m</w:t>
             </w:r>
           </w:p>
         </w:tc>
@@ -1406,90 +1513,6 @@
                 <w:b/>
                 <w:bCs/>
               </w:rPr>
-              <w:t>Logbook preparation</w:t>
-            </w:r>
-          </w:p>
-        </w:tc>
-        <w:tc>
-          <w:tcPr>
-            <w:tcW w:w="5063" w:type="dxa"/>
-          </w:tcPr>
-          <w:p/>
-        </w:tc>
-      </w:tr>
-      <w:tr>
-        <w:tc>
-          <w:tcPr>
-            <w:tcW w:w="5427" w:type="dxa"/>
-          </w:tcPr>
-          <w:p>
-            <w:pPr>
-              <w:rPr>
-                <w:b/>
-                <w:bCs/>
-              </w:rPr>
-            </w:pPr>
-            <w:r>
-              <w:rPr>
-                <w:b/>
-                <w:bCs/>
-              </w:rPr>
-              <w:t>Other</w:t>
-            </w:r>
-          </w:p>
-        </w:tc>
-        <w:tc>
-          <w:tcPr>
-            <w:tcW w:w="5063" w:type="dxa"/>
-          </w:tcPr>
-          <w:p/>
-        </w:tc>
-      </w:tr>
-      <w:tr>
-        <w:tc>
-          <w:tcPr>
-            <w:tcW w:w="5427" w:type="dxa"/>
-          </w:tcPr>
-          <w:p>
-            <w:pPr>
-              <w:rPr>
-                <w:b/>
-                <w:bCs/>
-              </w:rPr>
-            </w:pPr>
-            <w:r>
-              <w:rPr>
-                <w:b/>
-                <w:bCs/>
-              </w:rPr>
-              <w:t>Total hours for this week</w:t>
-            </w:r>
-          </w:p>
-        </w:tc>
-        <w:tc>
-          <w:tcPr>
-            <w:tcW w:w="5063" w:type="dxa"/>
-          </w:tcPr>
-          <w:p/>
-        </w:tc>
-      </w:tr>
-      <w:tr>
-        <w:tc>
-          <w:tcPr>
-            <w:tcW w:w="5427" w:type="dxa"/>
-          </w:tcPr>
-          <w:p>
-            <w:pPr>
-              <w:rPr>
-                <w:b/>
-                <w:bCs/>
-              </w:rPr>
-            </w:pPr>
-            <w:r>
-              <w:rPr>
-                <w:b/>
-                <w:bCs/>
-              </w:rPr>
               <w:t>Running total</w:t>
             </w:r>
             <w:r>
@@ -1517,6 +1540,9 @@
             </w:r>
             <w:r>
               <w:t xml:space="preserve"> (0)</w:t>
+            </w:r>
+            <w:r>
+              <w:t xml:space="preserve"> | 219.25 (24.5)</w:t>
             </w:r>
           </w:p>
         </w:tc>
@@ -1564,63 +1590,73 @@
         <w:rPr>
           <w:lang w:val="en-NZ"/>
         </w:rPr>
-        <w:t>Monday 1</w:t>
+        <w:t>Tuesday 9-</w:t>
       </w:r>
       <w:r>
         <w:rPr>
           <w:lang w:val="en-NZ"/>
         </w:rPr>
-        <w:t>0-</w:t>
+        <w:t>2</w:t>
       </w:r>
       <w:r>
         <w:rPr>
           <w:lang w:val="en-NZ"/>
         </w:rPr>
-        <w:t>2:30</w:t>
+        <w:t>pm: Audited hourly logs</w:t>
       </w:r>
       <w:r>
         <w:rPr>
           <w:lang w:val="en-NZ"/>
         </w:rPr>
-        <w:t>pm</w:t>
+        <w:t xml:space="preserve">, clarified upcoming meeting times. Arranged who would lead each </w:t>
       </w:r>
       <w:r>
         <w:rPr>
           <w:lang w:val="en-NZ"/>
         </w:rPr>
-        <w:t xml:space="preserve">: </w:t>
-      </w:r>
-    </w:p>
-    <w:p>
-      <w:pPr>
-        <w:rPr>
-          <w:lang w:val="en-NZ"/>
-        </w:rPr>
-      </w:pPr>
-      <w:r>
-        <w:rPr>
-          <w:lang w:val="en-NZ"/>
-        </w:rPr>
-        <w:t>Tuesday 10-12pm: Debrief after meeting with Bryce.</w:t>
-      </w:r>
-    </w:p>
-    <w:p>
-      <w:pPr>
-        <w:rPr>
-          <w:lang w:val="en-NZ"/>
-        </w:rPr>
-      </w:pPr>
-      <w:r>
-        <w:rPr>
-          <w:lang w:val="en-NZ"/>
-        </w:rPr>
-        <w:t xml:space="preserve">Wednesday 2:30-4pm </w:t>
+        <w:t xml:space="preserve">presentation </w:t>
       </w:r>
       <w:r>
         <w:rPr>
           <w:lang w:val="en-NZ"/>
         </w:rPr>
-        <w:t>Discussion on mid project progress presentation.</w:t>
+        <w:t xml:space="preserve">slide, </w:t>
+      </w:r>
+      <w:r>
+        <w:rPr>
+          <w:lang w:val="en-NZ"/>
+        </w:rPr>
+        <w:t>m</w:t>
+      </w:r>
+      <w:r>
+        <w:rPr>
+          <w:lang w:val="en-NZ"/>
+        </w:rPr>
+        <w:t>ade last minute refinements</w:t>
+      </w:r>
+      <w:r>
+        <w:rPr>
+          <w:lang w:val="en-NZ"/>
+        </w:rPr>
+        <w:t xml:space="preserve">, </w:t>
+      </w:r>
+      <w:r>
+        <w:rPr>
+          <w:lang w:val="en-NZ"/>
+        </w:rPr>
+        <w:t>did a practice run.</w:t>
+      </w:r>
+      <w:r>
+        <w:rPr>
+          <w:lang w:val="en-NZ"/>
+        </w:rPr>
+        <w:t xml:space="preserve"> </w:t>
+      </w:r>
+      <w:r>
+        <w:rPr>
+          <w:lang w:val="en-NZ"/>
+        </w:rPr>
+        <w:t>Matt demo’d the foremost integration.</w:t>
       </w:r>
     </w:p>
     <w:p>
@@ -1658,7 +1694,25 @@
         <w:rPr>
           <w:lang w:val="en-NZ"/>
         </w:rPr>
-        <w:t>Friday 10-12pm</w:t>
+        <w:t>Tuesday 2</w:t>
+      </w:r>
+      <w:r>
+        <w:rPr>
+          <w:lang w:val="en-NZ"/>
+        </w:rPr>
+        <w:t>:30-3:45</w:t>
+      </w:r>
+      <w:r>
+        <w:rPr>
+          <w:lang w:val="en-NZ"/>
+        </w:rPr>
+        <w:t xml:space="preserve"> </w:t>
+      </w:r>
+      <w:r>
+        <w:rPr>
+          <w:lang w:val="en-NZ"/>
+        </w:rPr>
+        <w:t>Giving presentation to Geoff. Discussion about project progress,. Him giving us permission to do nmap/wireshark scanning on school network. Discussing AI’s limitations.</w:t>
       </w:r>
     </w:p>
     <w:p>
@@ -1696,13 +1750,31 @@
         <w:rPr>
           <w:lang w:val="en-NZ"/>
         </w:rPr>
-        <w:t>Tuesday</w:t>
+        <w:t>Monday 8-10</w:t>
       </w:r>
       <w:r>
         <w:rPr>
           <w:lang w:val="en-NZ"/>
         </w:rPr>
-        <w:t xml:space="preserve"> 9-10:</w:t>
+        <w:t xml:space="preserve">: Bryce </w:t>
+      </w:r>
+      <w:r>
+        <w:rPr>
+          <w:lang w:val="en-NZ"/>
+        </w:rPr>
+        <w:t xml:space="preserve">gave advice for the presentation slides. Discussed inclusion of recent </w:t>
+      </w:r>
+      <w:r>
+        <w:rPr>
+          <w:lang w:val="en-NZ"/>
+        </w:rPr>
+        <w:t xml:space="preserve">development in nMap. He showed how the network tunnelling through SSH could </w:t>
+      </w:r>
+      <w:r>
+        <w:rPr>
+          <w:lang w:val="en-NZ"/>
+        </w:rPr>
+        <w:t>access his ollama server.</w:t>
       </w:r>
     </w:p>
     <w:p>
@@ -1715,7 +1787,20 @@
         <w:rPr>
           <w:lang w:val="en-NZ"/>
         </w:rPr>
-        <w:t>Thursday 12-2pm:</w:t>
+        <w:lastRenderedPageBreak/>
+        <w:t>Monday 11-12</w:t>
+      </w:r>
+      <w:r>
+        <w:rPr>
+          <w:lang w:val="en-NZ"/>
+        </w:rPr>
+        <w:t>: Meeting with Clement about presentation, as well as the project’s progress. Discussed mine and Sam’s missing weekly logs. Discussed how to document Olivia’s (PM)</w:t>
+      </w:r>
+      <w:r>
+        <w:rPr>
+          <w:lang w:val="en-NZ"/>
+        </w:rPr>
+        <w:t xml:space="preserve"> portion of the project.</w:t>
       </w:r>
     </w:p>
     <w:p>

--- a/Weekly Logs/Dave/Week 10.docx
+++ b/Weekly Logs/Dave/Week 10.docx
@@ -10,6 +10,7 @@
           <w:docPartUnique/>
         </w:docPartObj>
       </w:sdtPr>
+      <w:sdtEndPr/>
       <w:sdtContent>
         <w:p/>
         <w:p>
@@ -548,6 +549,7 @@
                                   <w:dataBinding w:prefixMappings="xmlns:ns0='http://purl.org/dc/elements/1.1/' xmlns:ns1='http://schemas.openxmlformats.org/package/2006/metadata/core-properties' " w:xpath="/ns1:coreProperties[1]/ns0:subject[1]" w:storeItemID="{6C3C8BC8-F283-45AE-878A-BAB7291924A1}"/>
                                   <w:text/>
                                 </w:sdtPr>
+                                <w:sdtEndPr/>
                                 <w:sdtContent>
                                   <w:p>
                                     <w:pPr>
@@ -595,6 +597,7 @@
                                   <w:dataBinding w:prefixMappings="xmlns:ns0='http://purl.org/dc/elements/1.1/' xmlns:ns1='http://schemas.openxmlformats.org/package/2006/metadata/core-properties' " w:xpath="/ns1:coreProperties[1]/ns0:creator[1]" w:storeItemID="{6C3C8BC8-F283-45AE-878A-BAB7291924A1}"/>
                                   <w:text/>
                                 </w:sdtPr>
+                                <w:sdtEndPr/>
                                 <w:sdtContent>
                                   <w:p>
                                     <w:pPr>
@@ -658,6 +661,7 @@
                             <w:dataBinding w:prefixMappings="xmlns:ns0='http://purl.org/dc/elements/1.1/' xmlns:ns1='http://schemas.openxmlformats.org/package/2006/metadata/core-properties' " w:xpath="/ns1:coreProperties[1]/ns0:subject[1]" w:storeItemID="{6C3C8BC8-F283-45AE-878A-BAB7291924A1}"/>
                             <w:text/>
                           </w:sdtPr>
+                          <w:sdtEndPr/>
                           <w:sdtContent>
                             <w:p>
                               <w:pPr>
@@ -705,6 +709,7 @@
                             <w:dataBinding w:prefixMappings="xmlns:ns0='http://purl.org/dc/elements/1.1/' xmlns:ns1='http://schemas.openxmlformats.org/package/2006/metadata/core-properties' " w:xpath="/ns1:coreProperties[1]/ns0:creator[1]" w:storeItemID="{6C3C8BC8-F283-45AE-878A-BAB7291924A1}"/>
                             <w:text/>
                           </w:sdtPr>
+                          <w:sdtEndPr/>
                           <w:sdtContent>
                             <w:p>
                               <w:pPr>
@@ -822,6 +827,7 @@
                                     <w:calendar w:val="gregorian"/>
                                   </w:date>
                                 </w:sdtPr>
+                                <w:sdtEndPr/>
                                 <w:sdtContent>
                                   <w:p>
                                     <w:pPr>
@@ -888,6 +894,7 @@
                               <w:calendar w:val="gregorian"/>
                             </w:date>
                           </w:sdtPr>
+                          <w:sdtEndPr/>
                           <w:sdtContent>
                             <w:p>
                               <w:pPr>
@@ -1269,7 +1276,7 @@
           </w:tcPr>
           <w:p>
             <w:r>
-              <w:t>3</w:t>
+              <w:t>5</w:t>
             </w:r>
           </w:p>
         </w:tc>
@@ -1491,7 +1498,10 @@
               <w:t>2</w:t>
             </w:r>
             <w:r>
-              <w:t>5h 20m</w:t>
+              <w:t>7</w:t>
+            </w:r>
+            <w:r>
+              <w:t>h 20m</w:t>
             </w:r>
           </w:p>
         </w:tc>
@@ -1626,19 +1636,7 @@
         <w:rPr>
           <w:lang w:val="en-NZ"/>
         </w:rPr>
-        <w:t>m</w:t>
-      </w:r>
-      <w:r>
-        <w:rPr>
-          <w:lang w:val="en-NZ"/>
-        </w:rPr>
-        <w:t>ade last minute refinements</w:t>
-      </w:r>
-      <w:r>
-        <w:rPr>
-          <w:lang w:val="en-NZ"/>
-        </w:rPr>
-        <w:t xml:space="preserve">, </w:t>
+        <w:t xml:space="preserve">made last minute refinements, </w:t>
       </w:r>
       <w:r>
         <w:rPr>
@@ -1809,13 +1807,324 @@
           <w:lang w:val="en-NZ"/>
         </w:rPr>
       </w:pPr>
+      <w:r>
+        <w:rPr>
+          <w:lang w:val="en-NZ"/>
+        </w:rPr>
+        <w:t xml:space="preserve">Friday 9-11am: Meeting with Bryce about </w:t>
+      </w:r>
+      <w:r>
+        <w:rPr>
+          <w:lang w:val="en-NZ"/>
+        </w:rPr>
+        <w:t>starting work on the poster and final client deliverables, self management review, version number updates, and what will happen with mine and Sam’s missing logs.</w:t>
+      </w:r>
     </w:p>
     <w:p>
       <w:pPr>
         <w:rPr>
+          <w:b/>
+          <w:bCs/>
           <w:lang w:val="en-NZ"/>
         </w:rPr>
       </w:pPr>
+      <w:r>
+        <w:rPr>
+          <w:b/>
+          <w:bCs/>
+          <w:lang w:val="en-NZ"/>
+        </w:rPr>
+        <w:t>Research</w:t>
+      </w:r>
+    </w:p>
+    <w:p>
+      <w:pPr>
+        <w:rPr>
+          <w:lang w:val="en-NZ"/>
+        </w:rPr>
+      </w:pPr>
+      <w:r>
+        <w:rPr>
+          <w:lang w:val="en-NZ"/>
+        </w:rPr>
+        <w:t>See research log</w:t>
+      </w:r>
+    </w:p>
+    <w:p>
+      <w:pPr>
+        <w:rPr>
+          <w:b/>
+          <w:bCs/>
+          <w:lang w:val="en-NZ"/>
+        </w:rPr>
+      </w:pPr>
+      <w:r>
+        <w:rPr>
+          <w:b/>
+          <w:bCs/>
+          <w:lang w:val="en-NZ"/>
+        </w:rPr>
+        <w:t>Development</w:t>
+      </w:r>
+    </w:p>
+    <w:p>
+      <w:pPr>
+        <w:rPr>
+          <w:lang w:val="en-NZ"/>
+        </w:rPr>
+      </w:pPr>
+      <w:r>
+        <w:rPr>
+          <w:lang w:val="en-NZ"/>
+        </w:rPr>
+        <w:t xml:space="preserve">Spent some time </w:t>
+      </w:r>
+      <w:r>
+        <w:rPr>
+          <w:lang w:val="en-NZ"/>
+        </w:rPr>
+        <w:t xml:space="preserve">figuring out how to </w:t>
+      </w:r>
+      <w:r>
+        <w:rPr>
+          <w:lang w:val="en-NZ"/>
+        </w:rPr>
+        <w:t xml:space="preserve">set and adjust </w:t>
+      </w:r>
+      <w:r>
+        <w:rPr>
+          <w:lang w:val="en-NZ"/>
+        </w:rPr>
+        <w:t xml:space="preserve">the gemma4:26b model’s </w:t>
+      </w:r>
+      <w:r>
+        <w:rPr>
+          <w:lang w:val="en-NZ"/>
+        </w:rPr>
+        <w:t xml:space="preserve">parameters, especially setting the </w:t>
+      </w:r>
+      <w:r>
+        <w:rPr>
+          <w:lang w:val="en-NZ"/>
+        </w:rPr>
+        <w:t>temperature to 0. Rebuilt the model as “gemma4-df” using the following parameters:</w:t>
+      </w:r>
+      <w:r>
+        <w:rPr>
+          <w:lang w:val="en-NZ"/>
+        </w:rPr>
+        <w:drawing>
+          <wp:inline distT="0" distB="0" distL="0" distR="0" wp14:anchorId="279B013E" wp14:editId="3F9C0D99">
+            <wp:extent cx="5731510" cy="2879090"/>
+            <wp:effectExtent l="0" t="0" r="2540" b="0"/>
+            <wp:docPr id="777251726" name="Picture 1"/>
+            <wp:cNvGraphicFramePr>
+              <a:graphicFrameLocks xmlns:a="http://schemas.openxmlformats.org/drawingml/2006/main" noChangeAspect="1"/>
+            </wp:cNvGraphicFramePr>
+            <a:graphic xmlns:a="http://schemas.openxmlformats.org/drawingml/2006/main">
+              <a:graphicData uri="http://schemas.openxmlformats.org/drawingml/2006/picture">
+                <pic:pic xmlns:pic="http://schemas.openxmlformats.org/drawingml/2006/picture">
+                  <pic:nvPicPr>
+                    <pic:cNvPr id="777251726" name=""/>
+                    <pic:cNvPicPr/>
+                  </pic:nvPicPr>
+                  <pic:blipFill>
+                    <a:blip r:embed="rId5"/>
+                    <a:stretch>
+                      <a:fillRect/>
+                    </a:stretch>
+                  </pic:blipFill>
+                  <pic:spPr>
+                    <a:xfrm>
+                      <a:off x="0" y="0"/>
+                      <a:ext cx="5731510" cy="2879090"/>
+                    </a:xfrm>
+                    <a:prstGeom prst="rect">
+                      <a:avLst/>
+                    </a:prstGeom>
+                  </pic:spPr>
+                </pic:pic>
+              </a:graphicData>
+            </a:graphic>
+          </wp:inline>
+        </w:drawing>
+      </w:r>
+    </w:p>
+    <w:p>
+      <w:pPr>
+        <w:rPr>
+          <w:lang w:val="en-NZ"/>
+        </w:rPr>
+      </w:pPr>
+      <w:r>
+        <w:rPr>
+          <w:lang w:val="en-NZ"/>
+        </w:rPr>
+        <w:t>Encountered some issues with permissions, but so</w:t>
+      </w:r>
+      <w:r>
+        <w:rPr>
+          <w:lang w:val="en-NZ"/>
+        </w:rPr>
+        <w:t>l</w:t>
+      </w:r>
+      <w:r>
+        <w:rPr>
+          <w:lang w:val="en-NZ"/>
+        </w:rPr>
+        <w:t xml:space="preserve">ved it by adding a new </w:t>
+      </w:r>
+      <w:r>
+        <w:rPr>
+          <w:lang w:val="en-NZ"/>
+        </w:rPr>
+        <w:t>group.</w:t>
+      </w:r>
+      <w:r>
+        <w:rPr>
+          <w:lang w:val="en-NZ"/>
+        </w:rPr>
+        <w:br/>
+        <w:t xml:space="preserve">Ran the new model with Matt’s </w:t>
+      </w:r>
+      <w:r>
+        <w:rPr>
+          <w:lang w:val="en-NZ"/>
+        </w:rPr>
+        <w:t>“</w:t>
+      </w:r>
+      <w:r>
+        <w:rPr>
+          <w:lang w:val="en-NZ"/>
+        </w:rPr>
+        <w:t>Ninemost</w:t>
+      </w:r>
+      <w:r>
+        <w:rPr>
+          <w:lang w:val="en-NZ"/>
+        </w:rPr>
+        <w:t xml:space="preserve">” </w:t>
+      </w:r>
+      <w:r>
+        <w:rPr>
+          <w:lang w:val="en-NZ"/>
+        </w:rPr>
+        <w:t>foremost</w:t>
+      </w:r>
+      <w:r>
+        <w:rPr>
+          <w:lang w:val="en-NZ"/>
+        </w:rPr>
+        <w:t xml:space="preserve"> script</w:t>
+      </w:r>
+      <w:r>
+        <w:rPr>
+          <w:lang w:val="en-NZ"/>
+        </w:rPr>
+        <w:t xml:space="preserve">, and </w:t>
+      </w:r>
+      <w:r>
+        <w:rPr>
+          <w:lang w:val="en-NZ"/>
+        </w:rPr>
+        <w:t xml:space="preserve">continued work on a </w:t>
+      </w:r>
+      <w:r>
+        <w:rPr>
+          <w:lang w:val="en-NZ"/>
+        </w:rPr>
+        <w:t>“</w:t>
+      </w:r>
+      <w:r>
+        <w:rPr>
+          <w:lang w:val="en-NZ"/>
+        </w:rPr>
+        <w:t>Tenmost</w:t>
+      </w:r>
+      <w:r>
+        <w:rPr>
+          <w:lang w:val="en-NZ"/>
+        </w:rPr>
+        <w:t>”</w:t>
+      </w:r>
+      <w:r>
+        <w:rPr>
+          <w:lang w:val="en-NZ"/>
+        </w:rPr>
+        <w:t xml:space="preserve"> script where it </w:t>
+      </w:r>
+      <w:r>
+        <w:rPr>
+          <w:lang w:val="en-NZ"/>
+        </w:rPr>
+        <w:t xml:space="preserve">would attempt to use pdfcrack and steghide to </w:t>
+      </w:r>
+      <w:r>
+        <w:rPr>
+          <w:lang w:val="en-NZ"/>
+        </w:rPr>
+        <w:t xml:space="preserve">extract encrypted information. </w:t>
+      </w:r>
+      <w:r>
+        <w:rPr>
+          <w:lang w:val="en-NZ"/>
+        </w:rPr>
+        <w:t xml:space="preserve">In a communication with Bryce, he said this would be more of a stretch goal, so </w:t>
+      </w:r>
+      <w:r>
+        <w:rPr>
+          <w:lang w:val="en-NZ"/>
+        </w:rPr>
+        <w:t>not needed at the moment.</w:t>
+      </w:r>
+    </w:p>
+    <w:p>
+      <w:pPr>
+        <w:rPr>
+          <w:b/>
+          <w:bCs/>
+          <w:lang w:val="en-NZ"/>
+        </w:rPr>
+      </w:pPr>
+      <w:r>
+        <w:rPr>
+          <w:b/>
+          <w:bCs/>
+          <w:lang w:val="en-NZ"/>
+        </w:rPr>
+        <w:t>Documentation</w:t>
+      </w:r>
+    </w:p>
+    <w:p>
+      <w:pPr>
+        <w:rPr>
+          <w:lang w:val="en-NZ"/>
+        </w:rPr>
+      </w:pPr>
+      <w:r>
+        <w:rPr>
+          <w:lang w:val="en-NZ"/>
+        </w:rPr>
+        <w:t>Fin</w:t>
+      </w:r>
+      <w:r>
+        <w:rPr>
+          <w:lang w:val="en-NZ"/>
+        </w:rPr>
+        <w:t>alising the Mid-project presentation</w:t>
+      </w:r>
+      <w:r>
+        <w:rPr>
+          <w:lang w:val="en-NZ"/>
+        </w:rPr>
+        <w:t>, doing a final pass on formatting</w:t>
+      </w:r>
+      <w:r>
+        <w:rPr>
+          <w:lang w:val="en-NZ"/>
+        </w:rPr>
+        <w:t>.</w:t>
+      </w:r>
     </w:p>
     <w:sectPr>
       <w:pgSz w:w="11906" w:h="16838"/>

--- a/Weekly Logs/Dave/Week 10.docx
+++ b/Weekly Logs/Dave/Week 10.docx
@@ -10,7 +10,6 @@
           <w:docPartUnique/>
         </w:docPartObj>
       </w:sdtPr>
-      <w:sdtEndPr/>
       <w:sdtContent>
         <w:p/>
         <w:p>
@@ -549,7 +548,6 @@
                                   <w:dataBinding w:prefixMappings="xmlns:ns0='http://purl.org/dc/elements/1.1/' xmlns:ns1='http://schemas.openxmlformats.org/package/2006/metadata/core-properties' " w:xpath="/ns1:coreProperties[1]/ns0:subject[1]" w:storeItemID="{6C3C8BC8-F283-45AE-878A-BAB7291924A1}"/>
                                   <w:text/>
                                 </w:sdtPr>
-                                <w:sdtEndPr/>
                                 <w:sdtContent>
                                   <w:p>
                                     <w:pPr>
@@ -597,7 +595,6 @@
                                   <w:dataBinding w:prefixMappings="xmlns:ns0='http://purl.org/dc/elements/1.1/' xmlns:ns1='http://schemas.openxmlformats.org/package/2006/metadata/core-properties' " w:xpath="/ns1:coreProperties[1]/ns0:creator[1]" w:storeItemID="{6C3C8BC8-F283-45AE-878A-BAB7291924A1}"/>
                                   <w:text/>
                                 </w:sdtPr>
-                                <w:sdtEndPr/>
                                 <w:sdtContent>
                                   <w:p>
                                     <w:pPr>
@@ -661,7 +658,6 @@
                             <w:dataBinding w:prefixMappings="xmlns:ns0='http://purl.org/dc/elements/1.1/' xmlns:ns1='http://schemas.openxmlformats.org/package/2006/metadata/core-properties' " w:xpath="/ns1:coreProperties[1]/ns0:subject[1]" w:storeItemID="{6C3C8BC8-F283-45AE-878A-BAB7291924A1}"/>
                             <w:text/>
                           </w:sdtPr>
-                          <w:sdtEndPr/>
                           <w:sdtContent>
                             <w:p>
                               <w:pPr>
@@ -709,7 +705,6 @@
                             <w:dataBinding w:prefixMappings="xmlns:ns0='http://purl.org/dc/elements/1.1/' xmlns:ns1='http://schemas.openxmlformats.org/package/2006/metadata/core-properties' " w:xpath="/ns1:coreProperties[1]/ns0:creator[1]" w:storeItemID="{6C3C8BC8-F283-45AE-878A-BAB7291924A1}"/>
                             <w:text/>
                           </w:sdtPr>
-                          <w:sdtEndPr/>
                           <w:sdtContent>
                             <w:p>
                               <w:pPr>
@@ -827,7 +822,6 @@
                                     <w:calendar w:val="gregorian"/>
                                   </w:date>
                                 </w:sdtPr>
-                                <w:sdtEndPr/>
                                 <w:sdtContent>
                                   <w:p>
                                     <w:pPr>
@@ -894,7 +888,6 @@
                               <w:calendar w:val="gregorian"/>
                             </w:date>
                           </w:sdtPr>
-                          <w:sdtEndPr/>
                           <w:sdtContent>
                             <w:p>
                               <w:pPr>
@@ -1308,7 +1301,7 @@
           </w:tcPr>
           <w:p>
             <w:r>
-              <w:t>50m</w:t>
+              <w:t>2h 20m</w:t>
             </w:r>
           </w:p>
         </w:tc>
@@ -1342,6 +1335,9 @@
             <w:r>
               <w:t>4</w:t>
             </w:r>
+            <w:r>
+              <w:t>h 30m</w:t>
+            </w:r>
           </w:p>
         </w:tc>
       </w:tr>
@@ -1363,6 +1359,111 @@
                 <w:bCs/>
               </w:rPr>
               <w:t>Testing</w:t>
+            </w:r>
+          </w:p>
+        </w:tc>
+        <w:tc>
+          <w:tcPr>
+            <w:tcW w:w="5063" w:type="dxa"/>
+          </w:tcPr>
+          <w:p>
+            <w:r>
+              <w:t>2</w:t>
+            </w:r>
+            <w:r>
+              <w:t xml:space="preserve">h </w:t>
+            </w:r>
+            <w:r>
+              <w:t>45m</w:t>
+            </w:r>
+          </w:p>
+        </w:tc>
+      </w:tr>
+      <w:tr>
+        <w:tc>
+          <w:tcPr>
+            <w:tcW w:w="5427" w:type="dxa"/>
+          </w:tcPr>
+          <w:p>
+            <w:pPr>
+              <w:rPr>
+                <w:b/>
+                <w:bCs/>
+              </w:rPr>
+            </w:pPr>
+            <w:r>
+              <w:rPr>
+                <w:b/>
+                <w:bCs/>
+              </w:rPr>
+              <w:t>Documentation</w:t>
+            </w:r>
+          </w:p>
+        </w:tc>
+        <w:tc>
+          <w:tcPr>
+            <w:tcW w:w="5063" w:type="dxa"/>
+          </w:tcPr>
+          <w:p>
+            <w:r>
+              <w:t>4</w:t>
+            </w:r>
+            <w:r>
+              <w:t>h 15m</w:t>
+            </w:r>
+          </w:p>
+        </w:tc>
+      </w:tr>
+      <w:tr>
+        <w:tc>
+          <w:tcPr>
+            <w:tcW w:w="5427" w:type="dxa"/>
+          </w:tcPr>
+          <w:p>
+            <w:pPr>
+              <w:rPr>
+                <w:b/>
+                <w:bCs/>
+              </w:rPr>
+            </w:pPr>
+            <w:r>
+              <w:rPr>
+                <w:b/>
+                <w:bCs/>
+              </w:rPr>
+              <w:t>Logbook preparation</w:t>
+            </w:r>
+          </w:p>
+        </w:tc>
+        <w:tc>
+          <w:tcPr>
+            <w:tcW w:w="5063" w:type="dxa"/>
+          </w:tcPr>
+          <w:p>
+            <w:r>
+              <w:t>1</w:t>
+            </w:r>
+          </w:p>
+        </w:tc>
+      </w:tr>
+      <w:tr>
+        <w:tc>
+          <w:tcPr>
+            <w:tcW w:w="5427" w:type="dxa"/>
+          </w:tcPr>
+          <w:p>
+            <w:pPr>
+              <w:rPr>
+                <w:b/>
+                <w:bCs/>
+              </w:rPr>
+            </w:pPr>
+            <w:r>
+              <w:rPr>
+                <w:b/>
+                <w:bCs/>
+              </w:rPr>
+              <w:t>Other</w:t>
             </w:r>
           </w:p>
         </w:tc>
@@ -1390,7 +1491,7 @@
                 <w:b/>
                 <w:bCs/>
               </w:rPr>
-              <w:t>Documentation</w:t>
+              <w:t>Total hours for this week</w:t>
             </w:r>
           </w:p>
         </w:tc>
@@ -1400,10 +1501,10 @@
           </w:tcPr>
           <w:p>
             <w:r>
-              <w:t>3</w:t>
-            </w:r>
-            <w:r>
-              <w:t>h 15m</w:t>
+              <w:t>2</w:t>
+            </w:r>
+            <w:r>
+              <w:t>6h 5m</w:t>
             </w:r>
           </w:p>
         </w:tc>
@@ -1425,7 +1526,14 @@
                 <w:b/>
                 <w:bCs/>
               </w:rPr>
-              <w:t>Logbook preparation</w:t>
+              <w:t>Running total</w:t>
+            </w:r>
+            <w:r>
+              <w:rPr>
+                <w:b/>
+                <w:bCs/>
+              </w:rPr>
+              <w:t xml:space="preserve"> of hours completed for Capstone</w:t>
             </w:r>
           </w:p>
         </w:tc>
@@ -1435,124 +1543,7 @@
           </w:tcPr>
           <w:p>
             <w:r>
-              <w:t>1</w:t>
-            </w:r>
-          </w:p>
-        </w:tc>
-      </w:tr>
-      <w:tr>
-        <w:tc>
-          <w:tcPr>
-            <w:tcW w:w="5427" w:type="dxa"/>
-          </w:tcPr>
-          <w:p>
-            <w:pPr>
-              <w:rPr>
-                <w:b/>
-                <w:bCs/>
-              </w:rPr>
-            </w:pPr>
-            <w:r>
-              <w:rPr>
-                <w:b/>
-                <w:bCs/>
-              </w:rPr>
-              <w:t>Other</w:t>
-            </w:r>
-          </w:p>
-        </w:tc>
-        <w:tc>
-          <w:tcPr>
-            <w:tcW w:w="5063" w:type="dxa"/>
-          </w:tcPr>
-          <w:p/>
-        </w:tc>
-      </w:tr>
-      <w:tr>
-        <w:tc>
-          <w:tcPr>
-            <w:tcW w:w="5427" w:type="dxa"/>
-          </w:tcPr>
-          <w:p>
-            <w:pPr>
-              <w:rPr>
-                <w:b/>
-                <w:bCs/>
-              </w:rPr>
-            </w:pPr>
-            <w:r>
-              <w:rPr>
-                <w:b/>
-                <w:bCs/>
-              </w:rPr>
-              <w:t>Total hours for this week</w:t>
-            </w:r>
-          </w:p>
-        </w:tc>
-        <w:tc>
-          <w:tcPr>
-            <w:tcW w:w="5063" w:type="dxa"/>
-          </w:tcPr>
-          <w:p>
-            <w:r>
-              <w:t>2</w:t>
-            </w:r>
-            <w:r>
-              <w:t>7</w:t>
-            </w:r>
-            <w:r>
-              <w:t>h 20m</w:t>
-            </w:r>
-          </w:p>
-        </w:tc>
-      </w:tr>
-      <w:tr>
-        <w:tc>
-          <w:tcPr>
-            <w:tcW w:w="5427" w:type="dxa"/>
-          </w:tcPr>
-          <w:p>
-            <w:pPr>
-              <w:rPr>
-                <w:b/>
-                <w:bCs/>
-              </w:rPr>
-            </w:pPr>
-            <w:r>
-              <w:rPr>
-                <w:b/>
-                <w:bCs/>
-              </w:rPr>
-              <w:t>Running total</w:t>
-            </w:r>
-            <w:r>
-              <w:rPr>
-                <w:b/>
-                <w:bCs/>
-              </w:rPr>
-              <w:t xml:space="preserve"> of hours completed for Capstone</w:t>
-            </w:r>
-          </w:p>
-        </w:tc>
-        <w:tc>
-          <w:tcPr>
-            <w:tcW w:w="5063" w:type="dxa"/>
-          </w:tcPr>
-          <w:p>
-            <w:r>
-              <w:t>19</w:t>
-            </w:r>
-            <w:r>
-              <w:t>4</w:t>
-            </w:r>
-            <w:r>
-              <w:t>h 45m</w:t>
-            </w:r>
-            <w:r>
-              <w:t xml:space="preserve"> (0)</w:t>
-            </w:r>
-            <w:r>
-              <w:t xml:space="preserve"> | 219.25 (24.5)</w:t>
+              <w:t>220h 50m</w:t>
             </w:r>
           </w:p>
         </w:tc>
@@ -1654,7 +1645,21 @@
         <w:rPr>
           <w:lang w:val="en-NZ"/>
         </w:rPr>
-        <w:t>Matt demo’d the foremost integration.</w:t>
+        <w:t xml:space="preserve">Matt </w:t>
+      </w:r>
+      <w:proofErr w:type="spellStart"/>
+      <w:r>
+        <w:rPr>
+          <w:lang w:val="en-NZ"/>
+        </w:rPr>
+        <w:t>demo’d</w:t>
+      </w:r>
+      <w:proofErr w:type="spellEnd"/>
+      <w:r>
+        <w:rPr>
+          <w:lang w:val="en-NZ"/>
+        </w:rPr>
+        <w:t xml:space="preserve"> the foremost integration.</w:t>
       </w:r>
     </w:p>
     <w:p>
@@ -1710,7 +1715,49 @@
         <w:rPr>
           <w:lang w:val="en-NZ"/>
         </w:rPr>
-        <w:t>Giving presentation to Geoff. Discussion about project progress,. Him giving us permission to do nmap/wireshark scanning on school network. Discussing AI’s limitations.</w:t>
+        <w:t xml:space="preserve">Giving presentation to Geoff. Discussion about project </w:t>
+      </w:r>
+      <w:proofErr w:type="gramStart"/>
+      <w:r>
+        <w:rPr>
+          <w:lang w:val="en-NZ"/>
+        </w:rPr>
+        <w:t>progress,.</w:t>
+      </w:r>
+      <w:proofErr w:type="gramEnd"/>
+      <w:r>
+        <w:rPr>
+          <w:lang w:val="en-NZ"/>
+        </w:rPr>
+        <w:t xml:space="preserve"> Him giving us permission to do </w:t>
+      </w:r>
+      <w:proofErr w:type="spellStart"/>
+      <w:r>
+        <w:rPr>
+          <w:lang w:val="en-NZ"/>
+        </w:rPr>
+        <w:t>nmap</w:t>
+      </w:r>
+      <w:proofErr w:type="spellEnd"/>
+      <w:r>
+        <w:rPr>
+          <w:lang w:val="en-NZ"/>
+        </w:rPr>
+        <w:t>/</w:t>
+      </w:r>
+      <w:proofErr w:type="spellStart"/>
+      <w:r>
+        <w:rPr>
+          <w:lang w:val="en-NZ"/>
+        </w:rPr>
+        <w:t>wireshark</w:t>
+      </w:r>
+      <w:proofErr w:type="spellEnd"/>
+      <w:r>
+        <w:rPr>
+          <w:lang w:val="en-NZ"/>
+        </w:rPr>
+        <w:t xml:space="preserve"> scanning on school network. Discussing AI’s limitations.</w:t>
       </w:r>
     </w:p>
     <w:p>
@@ -1766,13 +1813,41 @@
         <w:rPr>
           <w:lang w:val="en-NZ"/>
         </w:rPr>
-        <w:t xml:space="preserve">development in nMap. He showed how the network tunnelling through SSH could </w:t>
-      </w:r>
-      <w:r>
-        <w:rPr>
-          <w:lang w:val="en-NZ"/>
-        </w:rPr>
-        <w:t>access his ollama server.</w:t>
+        <w:t xml:space="preserve">development in </w:t>
+      </w:r>
+      <w:proofErr w:type="spellStart"/>
+      <w:r>
+        <w:rPr>
+          <w:lang w:val="en-NZ"/>
+        </w:rPr>
+        <w:t>nMap</w:t>
+      </w:r>
+      <w:proofErr w:type="spellEnd"/>
+      <w:r>
+        <w:rPr>
+          <w:lang w:val="en-NZ"/>
+        </w:rPr>
+        <w:t xml:space="preserve">. He showed how the network tunnelling through SSH could </w:t>
+      </w:r>
+      <w:r>
+        <w:rPr>
+          <w:lang w:val="en-NZ"/>
+        </w:rPr>
+        <w:t xml:space="preserve">access his </w:t>
+      </w:r>
+      <w:proofErr w:type="spellStart"/>
+      <w:r>
+        <w:rPr>
+          <w:lang w:val="en-NZ"/>
+        </w:rPr>
+        <w:t>ollama</w:t>
+      </w:r>
+      <w:proofErr w:type="spellEnd"/>
+      <w:r>
+        <w:rPr>
+          <w:lang w:val="en-NZ"/>
+        </w:rPr>
+        <w:t xml:space="preserve"> server.</w:t>
       </w:r>
     </w:p>
     <w:p>
@@ -1817,7 +1892,21 @@
         <w:rPr>
           <w:lang w:val="en-NZ"/>
         </w:rPr>
-        <w:t>starting work on the poster and final client deliverables, self management review, version number updates, and what will happen with mine and Sam’s missing logs.</w:t>
+        <w:t xml:space="preserve">starting work on the poster and final client deliverables, </w:t>
+      </w:r>
+      <w:proofErr w:type="spellStart"/>
+      <w:r>
+        <w:rPr>
+          <w:lang w:val="en-NZ"/>
+        </w:rPr>
+        <w:t>self management</w:t>
+      </w:r>
+      <w:proofErr w:type="spellEnd"/>
+      <w:r>
+        <w:rPr>
+          <w:lang w:val="en-NZ"/>
+        </w:rPr>
+        <w:t xml:space="preserve"> review, version number updates, and what will happen with mine and Sam’s missing logs.</w:t>
       </w:r>
     </w:p>
     <w:p>
@@ -1911,6 +2000,7 @@
       </w:r>
       <w:r>
         <w:rPr>
+          <w:noProof/>
           <w:lang w:val="en-NZ"/>
         </w:rPr>
         <w:drawing>
@@ -1993,12 +2083,14 @@
         </w:rPr>
         <w:t>“</w:t>
       </w:r>
+      <w:proofErr w:type="spellStart"/>
       <w:r>
         <w:rPr>
           <w:lang w:val="en-NZ"/>
         </w:rPr>
         <w:t>Ninemost</w:t>
       </w:r>
+      <w:proofErr w:type="spellEnd"/>
       <w:r>
         <w:rPr>
           <w:lang w:val="en-NZ"/>
@@ -2035,12 +2127,14 @@
         </w:rPr>
         <w:t>“</w:t>
       </w:r>
+      <w:proofErr w:type="spellStart"/>
       <w:r>
         <w:rPr>
           <w:lang w:val="en-NZ"/>
         </w:rPr>
         <w:t>Tenmost</w:t>
       </w:r>
+      <w:proofErr w:type="spellEnd"/>
       <w:r>
         <w:rPr>
           <w:lang w:val="en-NZ"/>
@@ -2057,7 +2151,35 @@
         <w:rPr>
           <w:lang w:val="en-NZ"/>
         </w:rPr>
-        <w:t xml:space="preserve">would attempt to use pdfcrack and steghide to </w:t>
+        <w:t xml:space="preserve">would attempt to use </w:t>
+      </w:r>
+      <w:proofErr w:type="spellStart"/>
+      <w:r>
+        <w:rPr>
+          <w:lang w:val="en-NZ"/>
+        </w:rPr>
+        <w:t>pdfcrack</w:t>
+      </w:r>
+      <w:proofErr w:type="spellEnd"/>
+      <w:r>
+        <w:rPr>
+          <w:lang w:val="en-NZ"/>
+        </w:rPr>
+        <w:t xml:space="preserve"> and </w:t>
+      </w:r>
+      <w:proofErr w:type="spellStart"/>
+      <w:r>
+        <w:rPr>
+          <w:lang w:val="en-NZ"/>
+        </w:rPr>
+        <w:t>steghide</w:t>
+      </w:r>
+      <w:proofErr w:type="spellEnd"/>
+      <w:r>
+        <w:rPr>
+          <w:lang w:val="en-NZ"/>
+        </w:rPr>
+        <w:t xml:space="preserve"> to </w:t>
       </w:r>
       <w:r>
         <w:rPr>
@@ -2081,28 +2203,261 @@
     <w:p>
       <w:pPr>
         <w:rPr>
-          <w:b/>
-          <w:bCs/>
           <w:lang w:val="en-NZ"/>
         </w:rPr>
       </w:pPr>
       <w:r>
         <w:rPr>
-          <w:b/>
-          <w:bCs/>
-          <w:lang w:val="en-NZ"/>
-        </w:rPr>
-        <w:t>Documentation</w:t>
+          <w:lang w:val="en-NZ"/>
+        </w:rPr>
+        <w:t xml:space="preserve">Working on fixing the scripts to fix the end of line </w:t>
+      </w:r>
+      <w:r>
+        <w:rPr>
+          <w:lang w:val="en-NZ"/>
+        </w:rPr>
+        <w:t>ANSI characters.</w:t>
       </w:r>
     </w:p>
     <w:p>
       <w:pPr>
         <w:rPr>
+          <w:b/>
+          <w:bCs/>
           <w:lang w:val="en-NZ"/>
         </w:rPr>
       </w:pPr>
       <w:r>
         <w:rPr>
+          <w:b/>
+          <w:bCs/>
+          <w:lang w:val="en-NZ"/>
+        </w:rPr>
+        <w:t>Testin</w:t>
+      </w:r>
+      <w:r>
+        <w:rPr>
+          <w:b/>
+          <w:bCs/>
+          <w:lang w:val="en-NZ"/>
+        </w:rPr>
+        <w:t>g</w:t>
+      </w:r>
+    </w:p>
+    <w:p>
+      <w:pPr>
+        <w:rPr>
+          <w:lang w:val="en-NZ"/>
+        </w:rPr>
+      </w:pPr>
+      <w:r>
+        <w:rPr>
+          <w:lang w:val="en-NZ"/>
+        </w:rPr>
+        <w:lastRenderedPageBreak/>
+        <w:t>Running Nmap scans on my local machine, trying to get a handle on how it works</w:t>
+      </w:r>
+      <w:r>
+        <w:rPr>
+          <w:lang w:val="en-NZ"/>
+        </w:rPr>
+        <w:t xml:space="preserve">, and how it </w:t>
+      </w:r>
+      <w:r>
+        <w:rPr>
+          <w:lang w:val="en-NZ"/>
+        </w:rPr>
+        <w:t>is useful.</w:t>
+      </w:r>
+      <w:r>
+        <w:rPr>
+          <w:lang w:val="en-NZ"/>
+        </w:rPr>
+        <w:t xml:space="preserve"> </w:t>
+      </w:r>
+      <w:r>
+        <w:rPr>
+          <w:noProof/>
+          <w:lang w:val="en-NZ"/>
+        </w:rPr>
+        <w:drawing>
+          <wp:inline distT="0" distB="0" distL="0" distR="0" wp14:anchorId="19DA7EAC" wp14:editId="14CEC37F">
+            <wp:extent cx="5731510" cy="7954645"/>
+            <wp:effectExtent l="0" t="0" r="2540" b="8255"/>
+            <wp:docPr id="1506377906" name="Picture 1"/>
+            <wp:cNvGraphicFramePr>
+              <a:graphicFrameLocks xmlns:a="http://schemas.openxmlformats.org/drawingml/2006/main" noChangeAspect="1"/>
+            </wp:cNvGraphicFramePr>
+            <a:graphic xmlns:a="http://schemas.openxmlformats.org/drawingml/2006/main">
+              <a:graphicData uri="http://schemas.openxmlformats.org/drawingml/2006/picture">
+                <pic:pic xmlns:pic="http://schemas.openxmlformats.org/drawingml/2006/picture">
+                  <pic:nvPicPr>
+                    <pic:cNvPr id="1506377906" name=""/>
+                    <pic:cNvPicPr/>
+                  </pic:nvPicPr>
+                  <pic:blipFill>
+                    <a:blip r:embed="rId6"/>
+                    <a:stretch>
+                      <a:fillRect/>
+                    </a:stretch>
+                  </pic:blipFill>
+                  <pic:spPr>
+                    <a:xfrm>
+                      <a:off x="0" y="0"/>
+                      <a:ext cx="5731510" cy="7954645"/>
+                    </a:xfrm>
+                    <a:prstGeom prst="rect">
+                      <a:avLst/>
+                    </a:prstGeom>
+                  </pic:spPr>
+                </pic:pic>
+              </a:graphicData>
+            </a:graphic>
+          </wp:inline>
+        </w:drawing>
+      </w:r>
+    </w:p>
+    <w:p>
+      <w:pPr>
+        <w:rPr>
+          <w:lang w:val="en-NZ"/>
+        </w:rPr>
+      </w:pPr>
+      <w:r>
+        <w:rPr>
+          <w:lang w:val="en-NZ"/>
+        </w:rPr>
+        <w:lastRenderedPageBreak/>
+        <w:t xml:space="preserve">Nmap scans seem to take a very long time, depending on what you’re trying to get them to scan. </w:t>
+      </w:r>
+      <w:r>
+        <w:rPr>
+          <w:noProof/>
+          <w:lang w:val="en-NZ"/>
+        </w:rPr>
+        <w:drawing>
+          <wp:inline distT="0" distB="0" distL="0" distR="0" wp14:anchorId="79BC9DD1" wp14:editId="0813023E">
+            <wp:extent cx="5731510" cy="4130675"/>
+            <wp:effectExtent l="0" t="0" r="2540" b="3175"/>
+            <wp:docPr id="32471573" name="Picture 1"/>
+            <wp:cNvGraphicFramePr>
+              <a:graphicFrameLocks xmlns:a="http://schemas.openxmlformats.org/drawingml/2006/main" noChangeAspect="1"/>
+            </wp:cNvGraphicFramePr>
+            <a:graphic xmlns:a="http://schemas.openxmlformats.org/drawingml/2006/main">
+              <a:graphicData uri="http://schemas.openxmlformats.org/drawingml/2006/picture">
+                <pic:pic xmlns:pic="http://schemas.openxmlformats.org/drawingml/2006/picture">
+                  <pic:nvPicPr>
+                    <pic:cNvPr id="32471573" name=""/>
+                    <pic:cNvPicPr/>
+                  </pic:nvPicPr>
+                  <pic:blipFill>
+                    <a:blip r:embed="rId7"/>
+                    <a:stretch>
+                      <a:fillRect/>
+                    </a:stretch>
+                  </pic:blipFill>
+                  <pic:spPr>
+                    <a:xfrm>
+                      <a:off x="0" y="0"/>
+                      <a:ext cx="5731510" cy="4130675"/>
+                    </a:xfrm>
+                    <a:prstGeom prst="rect">
+                      <a:avLst/>
+                    </a:prstGeom>
+                  </pic:spPr>
+                </pic:pic>
+              </a:graphicData>
+            </a:graphic>
+          </wp:inline>
+        </w:drawing>
+      </w:r>
+    </w:p>
+    <w:p>
+      <w:pPr>
+        <w:rPr>
+          <w:lang w:val="en-NZ"/>
+        </w:rPr>
+      </w:pPr>
+      <w:r>
+        <w:rPr>
+          <w:lang w:val="en-NZ"/>
+        </w:rPr>
+        <w:t>Managed to get an Nmap scan to export to a .txt file</w:t>
+      </w:r>
+    </w:p>
+    <w:p>
+      <w:pPr>
+        <w:rPr>
+          <w:lang w:val="en-NZ"/>
+        </w:rPr>
+      </w:pPr>
+      <w:r>
+        <w:rPr>
+          <w:noProof/>
+          <w:lang w:val="en-NZ"/>
+        </w:rPr>
+        <w:drawing>
+          <wp:inline distT="0" distB="0" distL="0" distR="0" wp14:anchorId="4F053B3A" wp14:editId="3F5E31D5">
+            <wp:extent cx="5731510" cy="1083310"/>
+            <wp:effectExtent l="0" t="0" r="2540" b="2540"/>
+            <wp:docPr id="134173988" name="Picture 1"/>
+            <wp:cNvGraphicFramePr>
+              <a:graphicFrameLocks xmlns:a="http://schemas.openxmlformats.org/drawingml/2006/main" noChangeAspect="1"/>
+            </wp:cNvGraphicFramePr>
+            <a:graphic xmlns:a="http://schemas.openxmlformats.org/drawingml/2006/main">
+              <a:graphicData uri="http://schemas.openxmlformats.org/drawingml/2006/picture">
+                <pic:pic xmlns:pic="http://schemas.openxmlformats.org/drawingml/2006/picture">
+                  <pic:nvPicPr>
+                    <pic:cNvPr id="134173988" name=""/>
+                    <pic:cNvPicPr/>
+                  </pic:nvPicPr>
+                  <pic:blipFill>
+                    <a:blip r:embed="rId8"/>
+                    <a:stretch>
+                      <a:fillRect/>
+                    </a:stretch>
+                  </pic:blipFill>
+                  <pic:spPr>
+                    <a:xfrm>
+                      <a:off x="0" y="0"/>
+                      <a:ext cx="5731510" cy="1083310"/>
+                    </a:xfrm>
+                    <a:prstGeom prst="rect">
+                      <a:avLst/>
+                    </a:prstGeom>
+                  </pic:spPr>
+                </pic:pic>
+              </a:graphicData>
+            </a:graphic>
+          </wp:inline>
+        </w:drawing>
+      </w:r>
+    </w:p>
+    <w:p>
+      <w:pPr>
+        <w:rPr>
+          <w:b/>
+          <w:bCs/>
+          <w:lang w:val="en-NZ"/>
+        </w:rPr>
+      </w:pPr>
+      <w:r>
+        <w:rPr>
+          <w:b/>
+          <w:bCs/>
+          <w:lang w:val="en-NZ"/>
+        </w:rPr>
+        <w:t>Documentation</w:t>
+      </w:r>
+    </w:p>
+    <w:p>
+      <w:pPr>
+        <w:rPr>
+          <w:lang w:val="en-NZ"/>
+        </w:rPr>
+      </w:pPr>
+      <w:r>
+        <w:rPr>
           <w:lang w:val="en-NZ"/>
         </w:rPr>
         <w:t>Fin</w:t>
@@ -2125,6 +2480,22 @@
         </w:rPr>
         <w:t>.</w:t>
       </w:r>
+      <w:r>
+        <w:rPr>
+          <w:lang w:val="en-NZ"/>
+        </w:rPr>
+        <w:br/>
+        <w:t>Started work on the poster for the final panel. Deciding the sections that information would be laid out in.</w:t>
+      </w:r>
+    </w:p>
+    <w:p>
+      <w:pPr>
+        <w:rPr>
+          <w:b/>
+          <w:bCs/>
+          <w:lang w:val="en-NZ"/>
+        </w:rPr>
+      </w:pPr>
     </w:p>
     <w:sectPr>
       <w:pgSz w:w="11906" w:h="16838"/>
